--- a/EXPORTS/DOCX/published/niveau3/English/WMLeiden.docx
+++ b/EXPORTS/DOCX/published/niveau3/English/WMLeiden.docx
@@ -569,7 +569,7 @@
           <w:sz w:val="24"/>
           <w:u w:val="single"/>
         </w:rPr>
-        <w:hyperlink r:id="rId11" w:history="1">
+        <w:hyperlink r:id="rId10" w:history="1">
           <w:r>
             <w:rPr>
               <w:rStyle w:val="Hyperlink"/>
@@ -587,7 +587,7 @@
           <w:sz w:val="24"/>
           <w:u w:val="single"/>
         </w:rPr>
-        <w:hyperlink r:id="rId11" w:history="1">
+        <w:hyperlink r:id="rId10" w:history="1">
           <w:r>
             <w:rPr>
               <w:rStyle w:val="Hyperlink"/>
@@ -605,7 +605,7 @@
           <w:sz w:val="24"/>
           <w:u w:val="single"/>
         </w:rPr>
-        <w:hyperlink r:id="rId11" w:history="1">
+        <w:hyperlink r:id="rId10" w:history="1">
           <w:r>
             <w:rPr>
               <w:rStyle w:val="Hyperlink"/>
@@ -663,7 +663,7 @@
           <w:sz w:val="24"/>
           <w:u w:val="single"/>
         </w:rPr>
-        <w:hyperlink r:id="rId10" w:history="1">
+        <w:hyperlink r:id="rId11" w:history="1">
           <w:r>
             <w:rPr>
               <w:rStyle w:val="Hyperlink"/>
@@ -681,7 +681,7 @@
           <w:sz w:val="24"/>
           <w:u w:val="single"/>
         </w:rPr>
-        <w:hyperlink r:id="rId10" w:history="1">
+        <w:hyperlink r:id="rId11" w:history="1">
           <w:r>
             <w:rPr>
               <w:rStyle w:val="Hyperlink"/>
@@ -737,14 +737,7 @@
           <w:color w:val="000000"/>
           <w:sz w:val="24"/>
         </w:rPr>
-        <w:hyperlink r:id="rId11" w:history="1">
-          <w:r>
-            <w:rPr>
-              <w:rStyle w:val="Hyperlink"/>
-            </w:rPr>
-            <w:t>phisch M</w:t>
-          </w:r>
-        </w:hyperlink>
+        <w:t>phisch M</w:t>
       </w:r>
       <w:r>
         <w:rPr>
@@ -1568,103 +1561,13 @@
       </w:r>
       <w:r>
         <w:rPr>
-          <w:u w:val="single" w:color="0000ff"/>
           <w:rFonts w:ascii="Charis SIL Regular" w:hAnsi="Charis SIL Regular" w:eastAsia="Charis SIL Regular"/>
           <w:b w:val="0"/>
           <w:i w:val="0"/>
           <w:color w:val="000000"/>
           <w:sz w:val="24"/>
         </w:rPr>
-        <w:hyperlink r:id="rId10" w:history="1">
-          <w:r>
-            <w:rPr>
-              <w:rStyle w:val="Hyperlink"/>
-            </w:rPr>
-            <w:t>that w</w:t>
-          </w:r>
-        </w:hyperlink>
-      </w:r>
-      <w:r>
-        <w:rPr>
-          <w:u w:val="single" w:color="0000ff"/>
-          <w:rFonts w:ascii="Charis SIL Regular" w:hAnsi="Charis SIL Regular" w:eastAsia="Charis SIL Regular"/>
-          <w:b w:val="0"/>
-          <w:i w:val="0"/>
-          <w:color w:val="000000"/>
-          <w:sz w:val="24"/>
-        </w:rPr>
-        <w:hyperlink r:id="rId10" w:history="1">
-          <w:r>
-            <w:rPr>
-              <w:rStyle w:val="Hyperlink"/>
-            </w:rPr>
-            <w:t>ere tran</w:t>
-          </w:r>
-        </w:hyperlink>
-      </w:r>
-      <w:r>
-        <w:rPr>
-          <w:u w:val="single" w:color="0000ff"/>
-          <w:rFonts w:ascii="Charis SIL Regular" w:hAnsi="Charis SIL Regular" w:eastAsia="Charis SIL Regular"/>
-          <w:b w:val="0"/>
-          <w:i w:val="0"/>
-          <w:color w:val="000000"/>
-          <w:sz w:val="24"/>
-        </w:rPr>
-        <w:hyperlink r:id="rId10" w:history="1">
-          <w:r>
-            <w:rPr>
-              <w:rStyle w:val="Hyperlink"/>
-            </w:rPr>
-            <w:t>s</w:t>
-          </w:r>
-        </w:hyperlink>
-      </w:r>
-      <w:r>
-        <w:rPr>
-          <w:u w:val="single" w:color="0000ff"/>
-          <w:rFonts w:ascii="Charis SIL Regular" w:hAnsi="Charis SIL Regular" w:eastAsia="Charis SIL Regular"/>
-          <w:b w:val="0"/>
-          <w:i w:val="0"/>
-          <w:color w:val="000000"/>
-          <w:sz w:val="24"/>
-        </w:rPr>
-        <w:hyperlink r:id="rId10" w:history="1">
-          <w:r>
-            <w:rPr>
-              <w:rStyle w:val="Hyperlink"/>
-            </w:rPr>
-            <w:t>fe</w:t>
-          </w:r>
-        </w:hyperlink>
-      </w:r>
-      <w:r>
-        <w:rPr>
-          <w:u w:val="single" w:color="0000ff"/>
-          <w:rFonts w:ascii="Charis SIL Regular" w:hAnsi="Charis SIL Regular" w:eastAsia="Charis SIL Regular"/>
-          <w:b w:val="0"/>
-          <w:i w:val="0"/>
-          <w:color w:val="000000"/>
-          <w:sz w:val="24"/>
-        </w:rPr>
-        <w:hyperlink r:id="rId10" w:history="1">
-          <w:r>
-            <w:rPr>
-              <w:rStyle w:val="Hyperlink"/>
-            </w:rPr>
-            <w:t>rred from t</w:t>
-          </w:r>
-        </w:hyperlink>
-      </w:r>
-      <w:r>
-        <w:rPr>
-          <w:rFonts w:ascii="Charis SIL Regular" w:hAnsi="Charis SIL Regular" w:eastAsia="Charis SIL Regular"/>
-          <w:b w:val="0"/>
-          <w:i w:val="0"/>
-          <w:color w:val="000000"/>
-          <w:sz w:val="24"/>
-        </w:rPr>
-        <w:t xml:space="preserve">he </w:t>
+        <w:t xml:space="preserve">that were transferred from the </w:t>
       </w:r>
       <w:r>
         <w:rPr>
